--- a/doc/MSFS_ChecklistBox-QuickGuide.docx
+++ b/doc/MSFS_ChecklistBox-QuickGuide.docx
@@ -43,7 +43,7 @@
           <w:rFonts w:eastAsia="Times New Roman"/>
           <w:lang w:val="en-US" w:eastAsia="de-CH"/>
         </w:rPr>
-        <w:t>2</w:t>
+        <w:t>3</w:t>
       </w:r>
       <w:r>
         <w:rPr>
@@ -64,7 +64,7 @@
           <w:rFonts w:eastAsia="Times New Roman"/>
           <w:lang w:val="en-US" w:eastAsia="de-CH"/>
         </w:rPr>
-        <w:t>2</w:t>
+        <w:t>3</w:t>
       </w:r>
     </w:p>
     <w:p>
@@ -82,7 +82,7 @@
           <w:lang w:val="en-US" w:eastAsia="de-CH"/>
         </w:rPr>
       </w:pPr>
-      <w:bookmarkStart w:id="0" w:name="_Toc197028751"/>
+      <w:bookmarkStart w:id="0" w:name="_Toc227083083"/>
       <w:r>
         <w:rPr>
           <w:rFonts w:eastAsia="Times New Roman"/>
@@ -356,7 +356,7 @@
             </w:rPr>
             <w:fldChar w:fldCharType="separate"/>
           </w:r>
-          <w:hyperlink w:anchor="_Toc197028751" w:history="1">
+          <w:hyperlink w:anchor="_Toc227083083" w:history="1">
             <w:r>
               <w:rPr>
                 <w:rStyle w:val="Hyperlink"/>
@@ -373,7 +373,7 @@
             </w:r>
             <w:r>
               <w:rPr>
-                <w:rStyle w:val="Hyperlink"/>
+                <w:webHidden/>
               </w:rPr>
               <w:fldChar w:fldCharType="begin"/>
             </w:r>
@@ -381,16 +381,16 @@
               <w:rPr>
                 <w:webHidden/>
               </w:rPr>
-              <w:instrText xml:space="preserve"> PAGEREF _Toc197028751 \h </w:instrText>
+              <w:instrText xml:space="preserve"> PAGEREF _Toc227083083 \h </w:instrText>
             </w:r>
             <w:r>
               <w:rPr>
-                <w:rStyle w:val="Hyperlink"/>
+                <w:webHidden/>
               </w:rPr>
             </w:r>
             <w:r>
               <w:rPr>
-                <w:rStyle w:val="Hyperlink"/>
+                <w:webHidden/>
               </w:rPr>
               <w:fldChar w:fldCharType="separate"/>
             </w:r>
@@ -402,129 +402,7 @@
             </w:r>
             <w:r>
               <w:rPr>
-                <w:rStyle w:val="Hyperlink"/>
-              </w:rPr>
-              <w:fldChar w:fldCharType="end"/>
-            </w:r>
-          </w:hyperlink>
-        </w:p>
-        <w:p>
-          <w:pPr>
-            <w:pStyle w:val="Verzeichnis1"/>
-            <w:rPr>
-              <w:rFonts w:cstheme="minorBidi"/>
-              <w:b w:val="0"/>
-              <w:sz w:val="22"/>
-            </w:rPr>
-          </w:pPr>
-          <w:hyperlink w:anchor="_Toc197028752" w:history="1">
-            <w:r>
-              <w:rPr>
-                <w:rStyle w:val="Hyperlink"/>
-                <w:rFonts w:eastAsia="Times New Roman"/>
-                <w:lang w:val="en-US"/>
-              </w:rPr>
-              <w:t>News V0.71</w:t>
-            </w:r>
-            <w:r>
-              <w:rPr>
                 <w:webHidden/>
-              </w:rPr>
-              <w:tab/>
-            </w:r>
-            <w:r>
-              <w:rPr>
-                <w:rStyle w:val="Hyperlink"/>
-              </w:rPr>
-              <w:fldChar w:fldCharType="begin"/>
-            </w:r>
-            <w:r>
-              <w:rPr>
-                <w:webHidden/>
-              </w:rPr>
-              <w:instrText xml:space="preserve"> PAGEREF _Toc197028752 \h </w:instrText>
-            </w:r>
-            <w:r>
-              <w:rPr>
-                <w:rStyle w:val="Hyperlink"/>
-              </w:rPr>
-            </w:r>
-            <w:r>
-              <w:rPr>
-                <w:rStyle w:val="Hyperlink"/>
-              </w:rPr>
-              <w:fldChar w:fldCharType="separate"/>
-            </w:r>
-            <w:r>
-              <w:rPr>
-                <w:webHidden/>
-              </w:rPr>
-              <w:t>1</w:t>
-            </w:r>
-            <w:r>
-              <w:rPr>
-                <w:rStyle w:val="Hyperlink"/>
-              </w:rPr>
-              <w:fldChar w:fldCharType="end"/>
-            </w:r>
-          </w:hyperlink>
-        </w:p>
-        <w:p>
-          <w:pPr>
-            <w:pStyle w:val="Verzeichnis1"/>
-            <w:rPr>
-              <w:rFonts w:cstheme="minorBidi"/>
-              <w:b w:val="0"/>
-              <w:sz w:val="22"/>
-            </w:rPr>
-          </w:pPr>
-          <w:hyperlink w:anchor="_Toc197028753" w:history="1">
-            <w:r>
-              <w:rPr>
-                <w:rStyle w:val="Hyperlink"/>
-                <w:rFonts w:eastAsia="Times New Roman"/>
-                <w:lang w:val="en-US"/>
-              </w:rPr>
-              <w:t>Usage</w:t>
-            </w:r>
-            <w:r>
-              <w:rPr>
-                <w:webHidden/>
-              </w:rPr>
-              <w:tab/>
-            </w:r>
-            <w:r>
-              <w:rPr>
-                <w:rStyle w:val="Hyperlink"/>
-              </w:rPr>
-              <w:fldChar w:fldCharType="begin"/>
-            </w:r>
-            <w:r>
-              <w:rPr>
-                <w:webHidden/>
-              </w:rPr>
-              <w:instrText xml:space="preserve"> PAGEREF _Toc197028753 \h </w:instrText>
-            </w:r>
-            <w:r>
-              <w:rPr>
-                <w:rStyle w:val="Hyperlink"/>
-              </w:rPr>
-            </w:r>
-            <w:r>
-              <w:rPr>
-                <w:rStyle w:val="Hyperlink"/>
-              </w:rPr>
-              <w:fldChar w:fldCharType="separate"/>
-            </w:r>
-            <w:r>
-              <w:rPr>
-                <w:webHidden/>
-              </w:rPr>
-              <w:t>1</w:t>
-            </w:r>
-            <w:r>
-              <w:rPr>
-                <w:rStyle w:val="Hyperlink"/>
               </w:rPr>
               <w:fldChar w:fldCharType="end"/>
             </w:r>
@@ -542,7 +420,284 @@
               <w:sz w:val="22"/>
             </w:rPr>
           </w:pPr>
-          <w:hyperlink w:anchor="_Toc197028754" w:history="1">
+          <w:hyperlink w:anchor="_Toc227083084" w:history="1">
+            <w:r>
+              <w:rPr>
+                <w:rStyle w:val="Hyperlink"/>
+                <w:rFonts w:eastAsia="Times New Roman"/>
+                <w:noProof/>
+                <w:lang w:val="en-US"/>
+              </w:rPr>
+              <w:t>V 0.73 News</w:t>
+            </w:r>
+            <w:r>
+              <w:rPr>
+                <w:noProof/>
+                <w:webHidden/>
+              </w:rPr>
+              <w:tab/>
+            </w:r>
+            <w:r>
+              <w:rPr>
+                <w:noProof/>
+                <w:webHidden/>
+              </w:rPr>
+              <w:fldChar w:fldCharType="begin"/>
+            </w:r>
+            <w:r>
+              <w:rPr>
+                <w:noProof/>
+                <w:webHidden/>
+              </w:rPr>
+              <w:instrText xml:space="preserve"> PAGEREF _Toc227083084 \h </w:instrText>
+            </w:r>
+            <w:r>
+              <w:rPr>
+                <w:noProof/>
+                <w:webHidden/>
+              </w:rPr>
+            </w:r>
+            <w:r>
+              <w:rPr>
+                <w:noProof/>
+                <w:webHidden/>
+              </w:rPr>
+              <w:fldChar w:fldCharType="separate"/>
+            </w:r>
+            <w:r>
+              <w:rPr>
+                <w:noProof/>
+                <w:webHidden/>
+              </w:rPr>
+              <w:t>1</w:t>
+            </w:r>
+            <w:r>
+              <w:rPr>
+                <w:noProof/>
+                <w:webHidden/>
+              </w:rPr>
+              <w:fldChar w:fldCharType="end"/>
+            </w:r>
+          </w:hyperlink>
+        </w:p>
+        <w:p>
+          <w:pPr>
+            <w:pStyle w:val="Verzeichnis2"/>
+            <w:tabs>
+              <w:tab w:val="right" w:leader="dot" w:pos="10196"/>
+            </w:tabs>
+            <w:rPr>
+              <w:rFonts w:cstheme="minorBidi"/>
+              <w:noProof/>
+              <w:sz w:val="22"/>
+            </w:rPr>
+          </w:pPr>
+          <w:hyperlink w:anchor="_Toc227083085" w:history="1">
+            <w:r>
+              <w:rPr>
+                <w:rStyle w:val="Hyperlink"/>
+                <w:rFonts w:eastAsia="Times New Roman"/>
+                <w:noProof/>
+                <w:lang w:val="en-US"/>
+              </w:rPr>
+              <w:t>V 0.72 News</w:t>
+            </w:r>
+            <w:r>
+              <w:rPr>
+                <w:noProof/>
+                <w:webHidden/>
+              </w:rPr>
+              <w:tab/>
+            </w:r>
+            <w:r>
+              <w:rPr>
+                <w:noProof/>
+                <w:webHidden/>
+              </w:rPr>
+              <w:fldChar w:fldCharType="begin"/>
+            </w:r>
+            <w:r>
+              <w:rPr>
+                <w:noProof/>
+                <w:webHidden/>
+              </w:rPr>
+              <w:instrText xml:space="preserve"> PAGEREF _Toc227083085 \h </w:instrText>
+            </w:r>
+            <w:r>
+              <w:rPr>
+                <w:noProof/>
+                <w:webHidden/>
+              </w:rPr>
+            </w:r>
+            <w:r>
+              <w:rPr>
+                <w:noProof/>
+                <w:webHidden/>
+              </w:rPr>
+              <w:fldChar w:fldCharType="separate"/>
+            </w:r>
+            <w:r>
+              <w:rPr>
+                <w:noProof/>
+                <w:webHidden/>
+              </w:rPr>
+              <w:t>1</w:t>
+            </w:r>
+            <w:r>
+              <w:rPr>
+                <w:noProof/>
+                <w:webHidden/>
+              </w:rPr>
+              <w:fldChar w:fldCharType="end"/>
+            </w:r>
+          </w:hyperlink>
+        </w:p>
+        <w:p>
+          <w:pPr>
+            <w:pStyle w:val="Verzeichnis2"/>
+            <w:tabs>
+              <w:tab w:val="right" w:leader="dot" w:pos="10196"/>
+            </w:tabs>
+            <w:rPr>
+              <w:rFonts w:cstheme="minorBidi"/>
+              <w:noProof/>
+              <w:sz w:val="22"/>
+            </w:rPr>
+          </w:pPr>
+          <w:hyperlink w:anchor="_Toc227083086" w:history="1">
+            <w:r>
+              <w:rPr>
+                <w:rStyle w:val="Hyperlink"/>
+                <w:rFonts w:eastAsia="Times New Roman"/>
+                <w:noProof/>
+                <w:lang w:val="en-US"/>
+              </w:rPr>
+              <w:t>V0.71 News</w:t>
+            </w:r>
+            <w:r>
+              <w:rPr>
+                <w:noProof/>
+                <w:webHidden/>
+              </w:rPr>
+              <w:tab/>
+            </w:r>
+            <w:r>
+              <w:rPr>
+                <w:noProof/>
+                <w:webHidden/>
+              </w:rPr>
+              <w:fldChar w:fldCharType="begin"/>
+            </w:r>
+            <w:r>
+              <w:rPr>
+                <w:noProof/>
+                <w:webHidden/>
+              </w:rPr>
+              <w:instrText xml:space="preserve"> PAGEREF _Toc227083086 \h </w:instrText>
+            </w:r>
+            <w:r>
+              <w:rPr>
+                <w:noProof/>
+                <w:webHidden/>
+              </w:rPr>
+            </w:r>
+            <w:r>
+              <w:rPr>
+                <w:noProof/>
+                <w:webHidden/>
+              </w:rPr>
+              <w:fldChar w:fldCharType="separate"/>
+            </w:r>
+            <w:r>
+              <w:rPr>
+                <w:noProof/>
+                <w:webHidden/>
+              </w:rPr>
+              <w:t>1</w:t>
+            </w:r>
+            <w:r>
+              <w:rPr>
+                <w:noProof/>
+                <w:webHidden/>
+              </w:rPr>
+              <w:fldChar w:fldCharType="end"/>
+            </w:r>
+          </w:hyperlink>
+        </w:p>
+        <w:p>
+          <w:pPr>
+            <w:pStyle w:val="Verzeichnis1"/>
+            <w:rPr>
+              <w:rFonts w:cstheme="minorBidi"/>
+              <w:b w:val="0"/>
+              <w:sz w:val="22"/>
+            </w:rPr>
+          </w:pPr>
+          <w:hyperlink w:anchor="_Toc227083087" w:history="1">
+            <w:r>
+              <w:rPr>
+                <w:rStyle w:val="Hyperlink"/>
+                <w:rFonts w:eastAsia="Times New Roman"/>
+                <w:lang w:val="en-US"/>
+              </w:rPr>
+              <w:t>Usage</w:t>
+            </w:r>
+            <w:r>
+              <w:rPr>
+                <w:webHidden/>
+              </w:rPr>
+              <w:tab/>
+            </w:r>
+            <w:r>
+              <w:rPr>
+                <w:webHidden/>
+              </w:rPr>
+              <w:fldChar w:fldCharType="begin"/>
+            </w:r>
+            <w:r>
+              <w:rPr>
+                <w:webHidden/>
+              </w:rPr>
+              <w:instrText xml:space="preserve"> PAGEREF _Toc227083087 \h </w:instrText>
+            </w:r>
+            <w:r>
+              <w:rPr>
+                <w:webHidden/>
+              </w:rPr>
+            </w:r>
+            <w:r>
+              <w:rPr>
+                <w:webHidden/>
+              </w:rPr>
+              <w:fldChar w:fldCharType="separate"/>
+            </w:r>
+            <w:r>
+              <w:rPr>
+                <w:webHidden/>
+              </w:rPr>
+              <w:t>1</w:t>
+            </w:r>
+            <w:r>
+              <w:rPr>
+                <w:webHidden/>
+              </w:rPr>
+              <w:fldChar w:fldCharType="end"/>
+            </w:r>
+          </w:hyperlink>
+        </w:p>
+        <w:p>
+          <w:pPr>
+            <w:pStyle w:val="Verzeichnis2"/>
+            <w:tabs>
+              <w:tab w:val="right" w:leader="dot" w:pos="10196"/>
+            </w:tabs>
+            <w:rPr>
+              <w:rFonts w:cstheme="minorBidi"/>
+              <w:noProof/>
+              <w:sz w:val="22"/>
+            </w:rPr>
+          </w:pPr>
+          <w:hyperlink w:anchor="_Toc227083088" w:history="1">
             <w:r>
               <w:rPr>
                 <w:rStyle w:val="Hyperlink"/>
@@ -561,8 +716,8 @@
             </w:r>
             <w:r>
               <w:rPr>
-                <w:rStyle w:val="Hyperlink"/>
                 <w:noProof/>
+                <w:webHidden/>
               </w:rPr>
               <w:fldChar w:fldCharType="begin"/>
             </w:r>
@@ -571,18 +726,18 @@
                 <w:noProof/>
                 <w:webHidden/>
               </w:rPr>
-              <w:instrText xml:space="preserve"> PAGEREF _Toc197028754 \h </w:instrText>
+              <w:instrText xml:space="preserve"> PAGEREF _Toc227083088 \h </w:instrText>
             </w:r>
             <w:r>
               <w:rPr>
-                <w:rStyle w:val="Hyperlink"/>
                 <w:noProof/>
+                <w:webHidden/>
               </w:rPr>
             </w:r>
             <w:r>
               <w:rPr>
-                <w:rStyle w:val="Hyperlink"/>
                 <w:noProof/>
+                <w:webHidden/>
               </w:rPr>
               <w:fldChar w:fldCharType="separate"/>
             </w:r>
@@ -595,8 +750,8 @@
             </w:r>
             <w:r>
               <w:rPr>
-                <w:rStyle w:val="Hyperlink"/>
                 <w:noProof/>
+                <w:webHidden/>
               </w:rPr>
               <w:fldChar w:fldCharType="end"/>
             </w:r>
@@ -611,7 +766,7 @@
               <w:sz w:val="22"/>
             </w:rPr>
           </w:pPr>
-          <w:hyperlink w:anchor="_Toc197028755" w:history="1">
+          <w:hyperlink w:anchor="_Toc227083089" w:history="1">
             <w:r>
               <w:rPr>
                 <w:rStyle w:val="Hyperlink"/>
@@ -627,7 +782,7 @@
             </w:r>
             <w:r>
               <w:rPr>
-                <w:rStyle w:val="Hyperlink"/>
+                <w:webHidden/>
               </w:rPr>
               <w:fldChar w:fldCharType="begin"/>
             </w:r>
@@ -635,16 +790,16 @@
               <w:rPr>
                 <w:webHidden/>
               </w:rPr>
-              <w:instrText xml:space="preserve"> PAGEREF _Toc197028755 \h </w:instrText>
+              <w:instrText xml:space="preserve"> PAGEREF _Toc227083089 \h </w:instrText>
             </w:r>
             <w:r>
               <w:rPr>
-                <w:rStyle w:val="Hyperlink"/>
+                <w:webHidden/>
               </w:rPr>
             </w:r>
             <w:r>
               <w:rPr>
-                <w:rStyle w:val="Hyperlink"/>
+                <w:webHidden/>
               </w:rPr>
               <w:fldChar w:fldCharType="separate"/>
             </w:r>
@@ -656,7 +811,7 @@
             </w:r>
             <w:r>
               <w:rPr>
-                <w:rStyle w:val="Hyperlink"/>
+                <w:webHidden/>
               </w:rPr>
               <w:fldChar w:fldCharType="end"/>
             </w:r>
@@ -671,7 +826,7 @@
               <w:sz w:val="22"/>
             </w:rPr>
           </w:pPr>
-          <w:hyperlink w:anchor="_Toc197028756" w:history="1">
+          <w:hyperlink w:anchor="_Toc227083090" w:history="1">
             <w:r>
               <w:rPr>
                 <w:rStyle w:val="Hyperlink"/>
@@ -687,7 +842,7 @@
             </w:r>
             <w:r>
               <w:rPr>
-                <w:rStyle w:val="Hyperlink"/>
+                <w:webHidden/>
               </w:rPr>
               <w:fldChar w:fldCharType="begin"/>
             </w:r>
@@ -695,16 +850,16 @@
               <w:rPr>
                 <w:webHidden/>
               </w:rPr>
-              <w:instrText xml:space="preserve"> PAGEREF _Toc197028756 \h </w:instrText>
+              <w:instrText xml:space="preserve"> PAGEREF _Toc227083090 \h </w:instrText>
             </w:r>
             <w:r>
               <w:rPr>
-                <w:rStyle w:val="Hyperlink"/>
+                <w:webHidden/>
               </w:rPr>
             </w:r>
             <w:r>
               <w:rPr>
-                <w:rStyle w:val="Hyperlink"/>
+                <w:webHidden/>
               </w:rPr>
               <w:fldChar w:fldCharType="separate"/>
             </w:r>
@@ -716,7 +871,7 @@
             </w:r>
             <w:r>
               <w:rPr>
-                <w:rStyle w:val="Hyperlink"/>
+                <w:webHidden/>
               </w:rPr>
               <w:fldChar w:fldCharType="end"/>
             </w:r>
@@ -734,7 +889,7 @@
               <w:sz w:val="22"/>
             </w:rPr>
           </w:pPr>
-          <w:hyperlink w:anchor="_Toc197028757" w:history="1">
+          <w:hyperlink w:anchor="_Toc227083091" w:history="1">
             <w:r>
               <w:rPr>
                 <w:rStyle w:val="Hyperlink"/>
@@ -752,8 +907,8 @@
             </w:r>
             <w:r>
               <w:rPr>
-                <w:rStyle w:val="Hyperlink"/>
                 <w:noProof/>
+                <w:webHidden/>
               </w:rPr>
               <w:fldChar w:fldCharType="begin"/>
             </w:r>
@@ -762,18 +917,18 @@
                 <w:noProof/>
                 <w:webHidden/>
               </w:rPr>
-              <w:instrText xml:space="preserve"> PAGEREF _Toc197028757 \h </w:instrText>
+              <w:instrText xml:space="preserve"> PAGEREF _Toc227083091 \h </w:instrText>
             </w:r>
             <w:r>
               <w:rPr>
-                <w:rStyle w:val="Hyperlink"/>
                 <w:noProof/>
+                <w:webHidden/>
               </w:rPr>
             </w:r>
             <w:r>
               <w:rPr>
-                <w:rStyle w:val="Hyperlink"/>
                 <w:noProof/>
+                <w:webHidden/>
               </w:rPr>
               <w:fldChar w:fldCharType="separate"/>
             </w:r>
@@ -786,8 +941,8 @@
             </w:r>
             <w:r>
               <w:rPr>
-                <w:rStyle w:val="Hyperlink"/>
                 <w:noProof/>
+                <w:webHidden/>
               </w:rPr>
               <w:fldChar w:fldCharType="end"/>
             </w:r>
@@ -805,7 +960,7 @@
               <w:sz w:val="22"/>
             </w:rPr>
           </w:pPr>
-          <w:hyperlink w:anchor="_Toc197028758" w:history="1">
+          <w:hyperlink w:anchor="_Toc227083092" w:history="1">
             <w:r>
               <w:rPr>
                 <w:rStyle w:val="Hyperlink"/>
@@ -823,8 +978,8 @@
             </w:r>
             <w:r>
               <w:rPr>
-                <w:rStyle w:val="Hyperlink"/>
                 <w:noProof/>
+                <w:webHidden/>
               </w:rPr>
               <w:fldChar w:fldCharType="begin"/>
             </w:r>
@@ -833,18 +988,18 @@
                 <w:noProof/>
                 <w:webHidden/>
               </w:rPr>
-              <w:instrText xml:space="preserve"> PAGEREF _Toc197028758 \h </w:instrText>
+              <w:instrText xml:space="preserve"> PAGEREF _Toc227083092 \h </w:instrText>
             </w:r>
             <w:r>
               <w:rPr>
-                <w:rStyle w:val="Hyperlink"/>
                 <w:noProof/>
+                <w:webHidden/>
               </w:rPr>
             </w:r>
             <w:r>
               <w:rPr>
-                <w:rStyle w:val="Hyperlink"/>
                 <w:noProof/>
+                <w:webHidden/>
               </w:rPr>
               <w:fldChar w:fldCharType="separate"/>
             </w:r>
@@ -857,8 +1012,8 @@
             </w:r>
             <w:r>
               <w:rPr>
-                <w:rStyle w:val="Hyperlink"/>
                 <w:noProof/>
+                <w:webHidden/>
               </w:rPr>
               <w:fldChar w:fldCharType="end"/>
             </w:r>
@@ -884,23 +1039,136 @@
     </w:sdt>
     <w:p>
       <w:pPr>
-        <w:pStyle w:val="berschrift1"/>
-        <w:rPr>
-          <w:rFonts w:eastAsia="Times New Roman"/>
-          <w:lang w:val="en-US" w:eastAsia="de-CH"/>
-        </w:rPr>
-      </w:pPr>
-      <w:bookmarkStart w:id="1" w:name="_Toc197028752"/>
-      <w:r>
-        <w:rPr>
-          <w:rFonts w:eastAsia="Times New Roman"/>
-          <w:lang w:val="en-US" w:eastAsia="de-CH"/>
-        </w:rPr>
-        <w:t>News V0.71</w:t>
-      </w:r>
-      <w:bookmarkStart w:id="2" w:name="_GoBack"/>
+        <w:pStyle w:val="berschrift2"/>
+        <w:rPr>
+          <w:rFonts w:eastAsia="Times New Roman"/>
+          <w:lang w:val="en-US"/>
+        </w:rPr>
+      </w:pPr>
+      <w:bookmarkStart w:id="1" w:name="_Toc165556942"/>
+      <w:bookmarkStart w:id="2" w:name="_Toc227082908"/>
+      <w:bookmarkStart w:id="3" w:name="_Toc227083084"/>
+      <w:r>
+        <w:rPr>
+          <w:rFonts w:eastAsia="Times New Roman"/>
+          <w:lang w:val="en-US"/>
+        </w:rPr>
+        <w:t>V 0.7</w:t>
+      </w:r>
+      <w:r>
+        <w:rPr>
+          <w:rFonts w:eastAsia="Times New Roman"/>
+          <w:lang w:val="en-US"/>
+        </w:rPr>
+        <w:t>3</w:t>
+      </w:r>
+      <w:r>
+        <w:rPr>
+          <w:rFonts w:eastAsia="Times New Roman"/>
+          <w:lang w:val="en-US"/>
+        </w:rPr>
+        <w:t xml:space="preserve"> News</w:t>
+      </w:r>
       <w:bookmarkEnd w:id="1"/>
       <w:bookmarkEnd w:id="2"/>
+      <w:bookmarkEnd w:id="3"/>
+    </w:p>
+    <w:p>
+      <w:pPr>
+        <w:pStyle w:val="Listenabsatz"/>
+        <w:numPr>
+          <w:ilvl w:val="0"/>
+          <w:numId w:val="31"/>
+        </w:numPr>
+        <w:rPr>
+          <w:lang w:val="en-US" w:eastAsia="de-CH"/>
+        </w:rPr>
+      </w:pPr>
+      <w:r>
+        <w:rPr>
+          <w:lang w:val="en-US" w:eastAsia="de-CH"/>
+        </w:rPr>
+        <w:t>No specific updates for this App</w:t>
+      </w:r>
+    </w:p>
+    <w:p>
+      <w:pPr>
+        <w:pStyle w:val="berschrift2"/>
+        <w:rPr>
+          <w:rFonts w:eastAsia="Times New Roman"/>
+          <w:lang w:val="en-US"/>
+        </w:rPr>
+      </w:pPr>
+      <w:bookmarkStart w:id="4" w:name="_Toc227082909"/>
+      <w:bookmarkStart w:id="5" w:name="_Toc227083085"/>
+      <w:r>
+        <w:rPr>
+          <w:rFonts w:eastAsia="Times New Roman"/>
+          <w:lang w:val="en-US"/>
+        </w:rPr>
+        <w:t>V 0.7</w:t>
+      </w:r>
+      <w:r>
+        <w:rPr>
+          <w:rFonts w:eastAsia="Times New Roman"/>
+          <w:lang w:val="en-US"/>
+        </w:rPr>
+        <w:t>2</w:t>
+      </w:r>
+      <w:r>
+        <w:rPr>
+          <w:rFonts w:eastAsia="Times New Roman"/>
+          <w:lang w:val="en-US"/>
+        </w:rPr>
+        <w:t xml:space="preserve"> News</w:t>
+      </w:r>
+      <w:bookmarkEnd w:id="4"/>
+      <w:bookmarkEnd w:id="5"/>
+    </w:p>
+    <w:p>
+      <w:pPr>
+        <w:pStyle w:val="Listenabsatz"/>
+        <w:numPr>
+          <w:ilvl w:val="0"/>
+          <w:numId w:val="31"/>
+        </w:numPr>
+        <w:rPr>
+          <w:lang w:val="en-US" w:eastAsia="de-CH"/>
+        </w:rPr>
+      </w:pPr>
+      <w:r>
+        <w:rPr>
+          <w:lang w:val="en-US" w:eastAsia="de-CH"/>
+        </w:rPr>
+        <w:t>No specific updates for this App</w:t>
+      </w:r>
+    </w:p>
+    <w:p>
+      <w:pPr>
+        <w:pStyle w:val="berschrift2"/>
+        <w:rPr>
+          <w:rFonts w:eastAsia="Times New Roman"/>
+          <w:lang w:val="en-US" w:eastAsia="de-CH"/>
+        </w:rPr>
+      </w:pPr>
+      <w:bookmarkStart w:id="6" w:name="_Toc227083086"/>
+      <w:r>
+        <w:rPr>
+          <w:rFonts w:eastAsia="Times New Roman"/>
+          <w:lang w:val="en-US" w:eastAsia="de-CH"/>
+        </w:rPr>
+        <w:t>V0.71</w:t>
+      </w:r>
+      <w:r>
+        <w:rPr>
+          <w:rFonts w:eastAsia="Times New Roman"/>
+          <w:lang w:val="en-US" w:eastAsia="de-CH"/>
+        </w:rPr>
+        <w:t xml:space="preserve"> News</w:t>
+      </w:r>
+      <w:bookmarkStart w:id="7" w:name="_GoBack"/>
+      <w:bookmarkEnd w:id="6"/>
+      <w:bookmarkEnd w:id="7"/>
     </w:p>
     <w:p>
       <w:pPr>
@@ -1031,7 +1299,7 @@
         </w:rPr>
         <w:t xml:space="preserve"> </w:t>
       </w:r>
-      <w:bookmarkStart w:id="3" w:name="_Toc197028753"/>
+      <w:bookmarkStart w:id="8" w:name="_Toc227083087"/>
       <w:r>
         <w:rPr>
           <w:rFonts w:eastAsia="Times New Roman"/>
@@ -1039,7 +1307,7 @@
         </w:rPr>
         <w:t>Usage</w:t>
       </w:r>
-      <w:bookmarkEnd w:id="3"/>
+      <w:bookmarkEnd w:id="8"/>
     </w:p>
     <w:p>
       <w:pPr>
@@ -1128,7 +1396,7 @@
           <w:lang w:val="en-US" w:eastAsia="de-CH"/>
         </w:rPr>
       </w:pPr>
-      <w:bookmarkStart w:id="4" w:name="_Toc197028754"/>
+      <w:bookmarkStart w:id="9" w:name="_Toc227083088"/>
       <w:r>
         <w:rPr>
           <w:rFonts w:eastAsia="Times New Roman"/>
@@ -1137,7 +1405,7 @@
         <w:lastRenderedPageBreak/>
         <w:t>Checklist Box</w:t>
       </w:r>
-      <w:bookmarkEnd w:id="4"/>
+      <w:bookmarkEnd w:id="9"/>
     </w:p>
     <w:p>
       <w:pPr>
@@ -2521,7 +2789,7 @@
           <w:lang w:val="en-US" w:eastAsia="de-CH"/>
         </w:rPr>
       </w:pPr>
-      <w:bookmarkStart w:id="5" w:name="_Toc197028755"/>
+      <w:bookmarkStart w:id="10" w:name="_Toc227083089"/>
       <w:r>
         <w:rPr>
           <w:lang w:val="en-US" w:eastAsia="de-CH"/>
@@ -2529,7 +2797,7 @@
         <w:lastRenderedPageBreak/>
         <w:t>Distributed Contents:</w:t>
       </w:r>
-      <w:bookmarkEnd w:id="5"/>
+      <w:bookmarkEnd w:id="10"/>
     </w:p>
     <w:p>
       <w:pPr>
@@ -2689,14 +2957,14 @@
           <w:lang w:val="en-US"/>
         </w:rPr>
       </w:pPr>
-      <w:bookmarkStart w:id="6" w:name="_Toc197028756"/>
+      <w:bookmarkStart w:id="11" w:name="_Toc227083090"/>
       <w:r>
         <w:rPr>
           <w:lang w:val="en-US"/>
         </w:rPr>
         <w:t>Appendix:</w:t>
       </w:r>
-      <w:bookmarkEnd w:id="6"/>
+      <w:bookmarkEnd w:id="11"/>
     </w:p>
     <w:p>
       <w:pPr>
@@ -2712,14 +2980,14 @@
           <w:lang w:val="en-US"/>
         </w:rPr>
       </w:pPr>
-      <w:bookmarkStart w:id="7" w:name="_Toc197028757"/>
+      <w:bookmarkStart w:id="12" w:name="_Toc227083091"/>
       <w:r>
         <w:rPr>
           <w:lang w:val="en-US"/>
         </w:rPr>
         <w:t>File Storage:</w:t>
       </w:r>
-      <w:bookmarkEnd w:id="7"/>
+      <w:bookmarkEnd w:id="12"/>
     </w:p>
     <w:p>
       <w:pPr>
@@ -2889,14 +3157,14 @@
           <w:lang w:val="en-US"/>
         </w:rPr>
       </w:pPr>
-      <w:bookmarkStart w:id="8" w:name="_Toc197028758"/>
+      <w:bookmarkStart w:id="13" w:name="_Toc227083092"/>
       <w:r>
         <w:rPr>
           <w:lang w:val="en-US"/>
         </w:rPr>
         <w:t>Issue Reporting:</w:t>
       </w:r>
-      <w:bookmarkEnd w:id="8"/>
+      <w:bookmarkEnd w:id="13"/>
     </w:p>
     <w:p>
       <w:pPr>
@@ -4330,6 +4598,119 @@
     </w:lvl>
   </w:abstractNum>
   <w:abstractNum w:abstractNumId="9" w15:restartNumberingAfterBreak="0">
+    <w:nsid w:val="23511648"/>
+    <w:multiLevelType w:val="hybridMultilevel"/>
+    <w:tmpl w:val="E3BC1FF2"/>
+    <w:lvl w:ilvl="0" w:tplc="08070001">
+      <w:start w:val="1"/>
+      <w:numFmt w:val="bullet"/>
+      <w:lvlText w:val=""/>
+      <w:lvlJc w:val="left"/>
+      <w:pPr>
+        <w:ind w:left="720" w:hanging="360"/>
+      </w:pPr>
+      <w:rPr>
+        <w:rFonts w:ascii="Symbol" w:hAnsi="Symbol" w:hint="default"/>
+      </w:rPr>
+    </w:lvl>
+    <w:lvl w:ilvl="1" w:tplc="08070003" w:tentative="1">
+      <w:start w:val="1"/>
+      <w:numFmt w:val="bullet"/>
+      <w:lvlText w:val="o"/>
+      <w:lvlJc w:val="left"/>
+      <w:pPr>
+        <w:ind w:left="1440" w:hanging="360"/>
+      </w:pPr>
+      <w:rPr>
+        <w:rFonts w:ascii="Courier New" w:hAnsi="Courier New" w:cs="Courier New" w:hint="default"/>
+      </w:rPr>
+    </w:lvl>
+    <w:lvl w:ilvl="2" w:tplc="08070005" w:tentative="1">
+      <w:start w:val="1"/>
+      <w:numFmt w:val="bullet"/>
+      <w:lvlText w:val=""/>
+      <w:lvlJc w:val="left"/>
+      <w:pPr>
+        <w:ind w:left="2160" w:hanging="360"/>
+      </w:pPr>
+      <w:rPr>
+        <w:rFonts w:ascii="Wingdings" w:hAnsi="Wingdings" w:hint="default"/>
+      </w:rPr>
+    </w:lvl>
+    <w:lvl w:ilvl="3" w:tplc="08070001" w:tentative="1">
+      <w:start w:val="1"/>
+      <w:numFmt w:val="bullet"/>
+      <w:lvlText w:val=""/>
+      <w:lvlJc w:val="left"/>
+      <w:pPr>
+        <w:ind w:left="2880" w:hanging="360"/>
+      </w:pPr>
+      <w:rPr>
+        <w:rFonts w:ascii="Symbol" w:hAnsi="Symbol" w:hint="default"/>
+      </w:rPr>
+    </w:lvl>
+    <w:lvl w:ilvl="4" w:tplc="08070003" w:tentative="1">
+      <w:start w:val="1"/>
+      <w:numFmt w:val="bullet"/>
+      <w:lvlText w:val="o"/>
+      <w:lvlJc w:val="left"/>
+      <w:pPr>
+        <w:ind w:left="3600" w:hanging="360"/>
+      </w:pPr>
+      <w:rPr>
+        <w:rFonts w:ascii="Courier New" w:hAnsi="Courier New" w:cs="Courier New" w:hint="default"/>
+      </w:rPr>
+    </w:lvl>
+    <w:lvl w:ilvl="5" w:tplc="08070005" w:tentative="1">
+      <w:start w:val="1"/>
+      <w:numFmt w:val="bullet"/>
+      <w:lvlText w:val=""/>
+      <w:lvlJc w:val="left"/>
+      <w:pPr>
+        <w:ind w:left="4320" w:hanging="360"/>
+      </w:pPr>
+      <w:rPr>
+        <w:rFonts w:ascii="Wingdings" w:hAnsi="Wingdings" w:hint="default"/>
+      </w:rPr>
+    </w:lvl>
+    <w:lvl w:ilvl="6" w:tplc="08070001" w:tentative="1">
+      <w:start w:val="1"/>
+      <w:numFmt w:val="bullet"/>
+      <w:lvlText w:val=""/>
+      <w:lvlJc w:val="left"/>
+      <w:pPr>
+        <w:ind w:left="5040" w:hanging="360"/>
+      </w:pPr>
+      <w:rPr>
+        <w:rFonts w:ascii="Symbol" w:hAnsi="Symbol" w:hint="default"/>
+      </w:rPr>
+    </w:lvl>
+    <w:lvl w:ilvl="7" w:tplc="08070003" w:tentative="1">
+      <w:start w:val="1"/>
+      <w:numFmt w:val="bullet"/>
+      <w:lvlText w:val="o"/>
+      <w:lvlJc w:val="left"/>
+      <w:pPr>
+        <w:ind w:left="5760" w:hanging="360"/>
+      </w:pPr>
+      <w:rPr>
+        <w:rFonts w:ascii="Courier New" w:hAnsi="Courier New" w:cs="Courier New" w:hint="default"/>
+      </w:rPr>
+    </w:lvl>
+    <w:lvl w:ilvl="8" w:tplc="08070005" w:tentative="1">
+      <w:start w:val="1"/>
+      <w:numFmt w:val="bullet"/>
+      <w:lvlText w:val=""/>
+      <w:lvlJc w:val="left"/>
+      <w:pPr>
+        <w:ind w:left="6480" w:hanging="360"/>
+      </w:pPr>
+      <w:rPr>
+        <w:rFonts w:ascii="Wingdings" w:hAnsi="Wingdings" w:hint="default"/>
+      </w:rPr>
+    </w:lvl>
+  </w:abstractNum>
+  <w:abstractNum w:abstractNumId="10" w15:restartNumberingAfterBreak="0">
     <w:nsid w:val="24E76A88"/>
     <w:multiLevelType w:val="multilevel"/>
     <w:tmpl w:val="88FCB62C"/>
@@ -4478,7 +4859,7 @@
       </w:rPr>
     </w:lvl>
   </w:abstractNum>
-  <w:abstractNum w:abstractNumId="10" w15:restartNumberingAfterBreak="0">
+  <w:abstractNum w:abstractNumId="11" w15:restartNumberingAfterBreak="0">
     <w:nsid w:val="2A4135B2"/>
     <w:multiLevelType w:val="multilevel"/>
     <w:tmpl w:val="88FCB62C"/>
@@ -4627,7 +5008,7 @@
       </w:rPr>
     </w:lvl>
   </w:abstractNum>
-  <w:abstractNum w:abstractNumId="11" w15:restartNumberingAfterBreak="0">
+  <w:abstractNum w:abstractNumId="12" w15:restartNumberingAfterBreak="0">
     <w:nsid w:val="32966F90"/>
     <w:multiLevelType w:val="multilevel"/>
     <w:tmpl w:val="88FCB62C"/>
@@ -4776,7 +5157,7 @@
       </w:rPr>
     </w:lvl>
   </w:abstractNum>
-  <w:abstractNum w:abstractNumId="12" w15:restartNumberingAfterBreak="0">
+  <w:abstractNum w:abstractNumId="13" w15:restartNumberingAfterBreak="0">
     <w:nsid w:val="38DD2E70"/>
     <w:multiLevelType w:val="hybridMultilevel"/>
     <w:tmpl w:val="80FE0F8E"/>
@@ -4889,7 +5270,7 @@
       </w:rPr>
     </w:lvl>
   </w:abstractNum>
-  <w:abstractNum w:abstractNumId="13" w15:restartNumberingAfterBreak="0">
+  <w:abstractNum w:abstractNumId="14" w15:restartNumberingAfterBreak="0">
     <w:nsid w:val="3F6A1878"/>
     <w:multiLevelType w:val="hybridMultilevel"/>
     <w:tmpl w:val="F1445E10"/>
@@ -5001,7 +5382,7 @@
       </w:rPr>
     </w:lvl>
   </w:abstractNum>
-  <w:abstractNum w:abstractNumId="14" w15:restartNumberingAfterBreak="0">
+  <w:abstractNum w:abstractNumId="15" w15:restartNumberingAfterBreak="0">
     <w:nsid w:val="40BC1D80"/>
     <w:multiLevelType w:val="multilevel"/>
     <w:tmpl w:val="88FCB62C"/>
@@ -5150,7 +5531,7 @@
       </w:rPr>
     </w:lvl>
   </w:abstractNum>
-  <w:abstractNum w:abstractNumId="15" w15:restartNumberingAfterBreak="0">
+  <w:abstractNum w:abstractNumId="16" w15:restartNumberingAfterBreak="0">
     <w:nsid w:val="44AB0DFF"/>
     <w:multiLevelType w:val="hybridMultilevel"/>
     <w:tmpl w:val="632AD142"/>
@@ -5263,7 +5644,7 @@
       </w:rPr>
     </w:lvl>
   </w:abstractNum>
-  <w:abstractNum w:abstractNumId="16" w15:restartNumberingAfterBreak="0">
+  <w:abstractNum w:abstractNumId="17" w15:restartNumberingAfterBreak="0">
     <w:nsid w:val="45576FB6"/>
     <w:multiLevelType w:val="hybridMultilevel"/>
     <w:tmpl w:val="BE0E93E0"/>
@@ -5376,7 +5757,7 @@
       </w:rPr>
     </w:lvl>
   </w:abstractNum>
-  <w:abstractNum w:abstractNumId="17" w15:restartNumberingAfterBreak="0">
+  <w:abstractNum w:abstractNumId="18" w15:restartNumberingAfterBreak="0">
     <w:nsid w:val="4AE9172D"/>
     <w:multiLevelType w:val="hybridMultilevel"/>
     <w:tmpl w:val="8B06E798"/>
@@ -5489,7 +5870,7 @@
       </w:rPr>
     </w:lvl>
   </w:abstractNum>
-  <w:abstractNum w:abstractNumId="18" w15:restartNumberingAfterBreak="0">
+  <w:abstractNum w:abstractNumId="19" w15:restartNumberingAfterBreak="0">
     <w:nsid w:val="4BA83F3E"/>
     <w:multiLevelType w:val="multilevel"/>
     <w:tmpl w:val="88FCB62C"/>
@@ -5638,7 +6019,7 @@
       </w:rPr>
     </w:lvl>
   </w:abstractNum>
-  <w:abstractNum w:abstractNumId="19" w15:restartNumberingAfterBreak="0">
+  <w:abstractNum w:abstractNumId="20" w15:restartNumberingAfterBreak="0">
     <w:nsid w:val="4F2A3EC3"/>
     <w:multiLevelType w:val="multilevel"/>
     <w:tmpl w:val="88FCB62C"/>
@@ -5787,7 +6168,7 @@
       </w:rPr>
     </w:lvl>
   </w:abstractNum>
-  <w:abstractNum w:abstractNumId="20" w15:restartNumberingAfterBreak="0">
+  <w:abstractNum w:abstractNumId="21" w15:restartNumberingAfterBreak="0">
     <w:nsid w:val="559F00F6"/>
     <w:multiLevelType w:val="hybridMultilevel"/>
     <w:tmpl w:val="80385B2E"/>
@@ -5899,7 +6280,7 @@
       </w:rPr>
     </w:lvl>
   </w:abstractNum>
-  <w:abstractNum w:abstractNumId="21" w15:restartNumberingAfterBreak="0">
+  <w:abstractNum w:abstractNumId="22" w15:restartNumberingAfterBreak="0">
     <w:nsid w:val="5D3751B5"/>
     <w:multiLevelType w:val="multilevel"/>
     <w:tmpl w:val="B62C3B50"/>
@@ -6048,7 +6429,7 @@
       </w:rPr>
     </w:lvl>
   </w:abstractNum>
-  <w:abstractNum w:abstractNumId="22" w15:restartNumberingAfterBreak="0">
+  <w:abstractNum w:abstractNumId="23" w15:restartNumberingAfterBreak="0">
     <w:nsid w:val="6B6E18E1"/>
     <w:multiLevelType w:val="hybridMultilevel"/>
     <w:tmpl w:val="3EB64B60"/>
@@ -6161,7 +6542,7 @@
       </w:rPr>
     </w:lvl>
   </w:abstractNum>
-  <w:abstractNum w:abstractNumId="23" w15:restartNumberingAfterBreak="0">
+  <w:abstractNum w:abstractNumId="24" w15:restartNumberingAfterBreak="0">
     <w:nsid w:val="6D0A62BA"/>
     <w:multiLevelType w:val="hybridMultilevel"/>
     <w:tmpl w:val="3E7CA066"/>
@@ -6273,7 +6654,7 @@
       </w:rPr>
     </w:lvl>
   </w:abstractNum>
-  <w:abstractNum w:abstractNumId="24" w15:restartNumberingAfterBreak="0">
+  <w:abstractNum w:abstractNumId="25" w15:restartNumberingAfterBreak="0">
     <w:nsid w:val="6E8A6B67"/>
     <w:multiLevelType w:val="hybridMultilevel"/>
     <w:tmpl w:val="27E83D1E"/>
@@ -6386,7 +6767,7 @@
       </w:rPr>
     </w:lvl>
   </w:abstractNum>
-  <w:abstractNum w:abstractNumId="25" w15:restartNumberingAfterBreak="0">
+  <w:abstractNum w:abstractNumId="26" w15:restartNumberingAfterBreak="0">
     <w:nsid w:val="75C31340"/>
     <w:multiLevelType w:val="hybridMultilevel"/>
     <w:tmpl w:val="81CE3496"/>
@@ -6498,7 +6879,7 @@
       </w:rPr>
     </w:lvl>
   </w:abstractNum>
-  <w:abstractNum w:abstractNumId="26" w15:restartNumberingAfterBreak="0">
+  <w:abstractNum w:abstractNumId="27" w15:restartNumberingAfterBreak="0">
     <w:nsid w:val="75D95F50"/>
     <w:multiLevelType w:val="hybridMultilevel"/>
     <w:tmpl w:val="B8448824"/>
@@ -6611,7 +6992,7 @@
       </w:rPr>
     </w:lvl>
   </w:abstractNum>
-  <w:abstractNum w:abstractNumId="27" w15:restartNumberingAfterBreak="0">
+  <w:abstractNum w:abstractNumId="28" w15:restartNumberingAfterBreak="0">
     <w:nsid w:val="7BAE2763"/>
     <w:multiLevelType w:val="multilevel"/>
     <w:tmpl w:val="88FCB62C"/>
@@ -6760,7 +7141,7 @@
       </w:rPr>
     </w:lvl>
   </w:abstractNum>
-  <w:abstractNum w:abstractNumId="28" w15:restartNumberingAfterBreak="0">
+  <w:abstractNum w:abstractNumId="29" w15:restartNumberingAfterBreak="0">
     <w:nsid w:val="7D3D5A61"/>
     <w:multiLevelType w:val="hybridMultilevel"/>
     <w:tmpl w:val="2C6803B4"/>
@@ -6873,7 +7254,7 @@
       </w:rPr>
     </w:lvl>
   </w:abstractNum>
-  <w:abstractNum w:abstractNumId="29" w15:restartNumberingAfterBreak="0">
+  <w:abstractNum w:abstractNumId="30" w15:restartNumberingAfterBreak="0">
     <w:nsid w:val="7D6E3D10"/>
     <w:multiLevelType w:val="hybridMultilevel"/>
     <w:tmpl w:val="A9D02DE8"/>
@@ -6996,85 +7377,88 @@
     <w:abstractNumId w:val="5"/>
   </w:num>
   <w:num w:numId="4">
-    <w:abstractNumId w:val="21"/>
+    <w:abstractNumId w:val="22"/>
   </w:num>
   <w:num w:numId="5">
+    <w:abstractNumId w:val="13"/>
+  </w:num>
+  <w:num w:numId="6">
+    <w:abstractNumId w:val="19"/>
+  </w:num>
+  <w:num w:numId="7">
+    <w:abstractNumId w:val="28"/>
+  </w:num>
+  <w:num w:numId="8">
     <w:abstractNumId w:val="12"/>
   </w:num>
-  <w:num w:numId="6">
-    <w:abstractNumId w:val="18"/>
-  </w:num>
-  <w:num w:numId="7">
-    <w:abstractNumId w:val="27"/>
-  </w:num>
-  <w:num w:numId="8">
-    <w:abstractNumId w:val="11"/>
-  </w:num>
   <w:num w:numId="9">
-    <w:abstractNumId w:val="19"/>
+    <w:abstractNumId w:val="20"/>
   </w:num>
   <w:num w:numId="10">
     <w:abstractNumId w:val="4"/>
   </w:num>
   <w:num w:numId="11">
-    <w:abstractNumId w:val="14"/>
+    <w:abstractNumId w:val="15"/>
   </w:num>
   <w:num w:numId="12">
     <w:abstractNumId w:val="3"/>
   </w:num>
   <w:num w:numId="13">
-    <w:abstractNumId w:val="10"/>
+    <w:abstractNumId w:val="11"/>
   </w:num>
   <w:num w:numId="14">
     <w:abstractNumId w:val="2"/>
   </w:num>
   <w:num w:numId="15">
-    <w:abstractNumId w:val="9"/>
+    <w:abstractNumId w:val="10"/>
   </w:num>
   <w:num w:numId="16">
-    <w:abstractNumId w:val="25"/>
+    <w:abstractNumId w:val="26"/>
   </w:num>
   <w:num w:numId="17">
-    <w:abstractNumId w:val="26"/>
+    <w:abstractNumId w:val="27"/>
   </w:num>
   <w:num w:numId="18">
     <w:abstractNumId w:val="6"/>
   </w:num>
   <w:num w:numId="19">
-    <w:abstractNumId w:val="20"/>
+    <w:abstractNumId w:val="21"/>
   </w:num>
   <w:num w:numId="20">
     <w:abstractNumId w:val="7"/>
   </w:num>
   <w:num w:numId="21">
-    <w:abstractNumId w:val="15"/>
+    <w:abstractNumId w:val="16"/>
   </w:num>
   <w:num w:numId="22">
     <w:abstractNumId w:val="0"/>
   </w:num>
   <w:num w:numId="23">
-    <w:abstractNumId w:val="22"/>
+    <w:abstractNumId w:val="23"/>
   </w:num>
   <w:num w:numId="24">
+    <w:abstractNumId w:val="18"/>
+  </w:num>
+  <w:num w:numId="25">
+    <w:abstractNumId w:val="14"/>
+  </w:num>
+  <w:num w:numId="26">
+    <w:abstractNumId w:val="30"/>
+  </w:num>
+  <w:num w:numId="27">
     <w:abstractNumId w:val="17"/>
   </w:num>
-  <w:num w:numId="25">
-    <w:abstractNumId w:val="13"/>
+  <w:num w:numId="28">
+    <w:abstractNumId w:val="24"/>
   </w:num>
-  <w:num w:numId="26">
+  <w:num w:numId="29">
     <w:abstractNumId w:val="29"/>
   </w:num>
-  <w:num w:numId="27">
-    <w:abstractNumId w:val="16"/>
+  <w:num w:numId="30">
+    <w:abstractNumId w:val="25"/>
   </w:num>
-  <w:num w:numId="28">
-    <w:abstractNumId w:val="23"/>
-  </w:num>
-  <w:num w:numId="29">
-    <w:abstractNumId w:val="28"/>
-  </w:num>
-  <w:num w:numId="30">
-    <w:abstractNumId w:val="24"/>
+  <w:num w:numId="31">
+    <w:abstractNumId w:val="9"/>
   </w:num>
 </w:numbering>
 </file>
@@ -8516,7 +8900,7 @@
 </file>
 
 <file path=customXml/itemProps1.xml><?xml version="1.0" encoding="utf-8"?>
-<ds:datastoreItem xmlns:ds="http://schemas.openxmlformats.org/officeDocument/2006/customXml" ds:itemID="{0AC13F6C-AB9B-4E9E-B221-5EF99C5494F9}">
+<ds:datastoreItem xmlns:ds="http://schemas.openxmlformats.org/officeDocument/2006/customXml" ds:itemID="{BFEF96A2-A79C-452D-A275-D7929EF0ADE5}">
   <ds:schemaRefs>
     <ds:schemaRef ds:uri="http://schemas.openxmlformats.org/officeDocument/2006/bibliography"/>
   </ds:schemaRefs>
